--- a/docs/演示视频脚本_智构StructMind.docx
+++ b/docs/演示视频脚本_智构StructMind.docx
@@ -13,7 +13,7 @@
           <w:color w:val="0F4C81"/>
           <w:sz w:val="40"/>
         </w:rPr>
-        <w:t>《建筑结构智评 StructMind》2 分钟核心功能演示视频脚本</w:t>
+        <w:t>《智构 StructMind》2 分钟核心功能演示视频脚本</w:t>
       </w:r>
     </w:p>
     <w:p>
@@ -799,7 +799,7 @@
           <w:color w:val="202A33"/>
           <w:sz w:val="21"/>
         </w:rPr>
-        <w:t>"方案比选阶段，造价、工期、碳排放多目标相互冲突，人工计算加 PKPM 逐方案试错，一轮下来要好几天。这是智构 StructMind——给结构工程师的一个 AI 虚拟工程部。"</w:t>
+        <w:t>“方案比选，最怕什么？造价、工期、碳排放，三件事互相打架。人工手算加 PKPM 一个个试，一轮下来就是好几天。智构 StructMind，就是给结构工程师配的 AI 虚拟工程部。”</w:t>
       </w:r>
     </w:p>
     <w:p>
@@ -1034,7 +1034,7 @@
           <w:color w:val="202A33"/>
           <w:sz w:val="21"/>
         </w:rPr>
-        <w:t>"输入一个真实的工程场景：八度设防、三十层、大跨度，点击生成。四个智能体立即协同开工——方案创作、规范校核、经济评估，每一步思考、每一次工具调用，全部实时可见，而不是一个黑盒。"</w:t>
+        <w:t>“现在输入一个真实工程：八度设防、三十层、大跨度，点生成。四个智能体马上开工——做方案的、查规范的、算造价的。每一步思考、每一次调用，全程可见，绝不黑箱。”</w:t>
       </w:r>
     </w:p>
     <w:p>
@@ -1248,7 +1248,7 @@
           <w:color w:val="202A33"/>
           <w:sz w:val="21"/>
         </w:rPr>
-        <w:t>"重点来了——Code 智能体逐条核对规范，发现框架结构层间位移角、剪重比不满足强制性条文，</w:t>
+        <w:t>“重点来了。Code 智能体逐条核对规范，发现层间位移角超了、剪重比不够——这可都是强条，直接打回，让 Architect 重新选型。这就是系统的自我纠错。每条判定都带规范条文原文，想查就能查到。来回辩论、反复复核，方案终于达标，总工 Agent 一锤定音。”</w:t>
       </w:r>
       <w:r>
         <w:rPr>
@@ -1257,7 +1257,6 @@
           <w:color w:val="202A33"/>
           <w:sz w:val="21"/>
         </w:rPr>
-        <w:t>直接打回给 Architect 重新选型</w:t>
       </w:r>
       <w:r>
         <w:rPr>
@@ -1266,7 +1265,6 @@
           <w:color w:val="202A33"/>
           <w:sz w:val="21"/>
         </w:rPr>
-        <w:t>，这就是系统的自我纠错。注意每条判定都附带规范条文原文，可追溯、可复核。经过辩论与复核，方案自动收敛到合规解，最后由总工 Agent 一锤定音。"</w:t>
       </w:r>
     </w:p>
     <w:p>
@@ -1474,7 +1472,7 @@
           <w:color w:val="202A33"/>
           <w:sz w:val="21"/>
         </w:rPr>
-        <w:t>"系统还能自证能力——这张雷达图的每一个顶点，都绑定本次运行的真实指标：DAG 节点数、记忆命中数、反思条数、确定性工具调用占比。点击'十五秒看懂'，整个执行过程自动回放成一段电影，从方案创作到打回重做、再到总工仲裁，一镜到底。"</w:t>
+        <w:t>“它还能自证能力。看这张雷达图，每个顶点都对应一次真实运行——跑了多少节点、命中多少经验、用了多少次硬核计算，点开就能溯源。点一下“十五秒看懂”，整个过程自动回放成一部电影：创作、打回、仲裁，一镜到底。”</w:t>
       </w:r>
     </w:p>
     <w:p>
@@ -1664,7 +1662,7 @@
           <w:color w:val="202A33"/>
           <w:sz w:val="21"/>
         </w:rPr>
-        <w:t>"最终推荐附带七维雷达图，哪个方案强在哪一目了然。更特别的是，总工智能体会</w:t>
+        <w:t>“最终推荐配一张七维雷达图，哪个方案强在哪，一眼就懂。更妙的是，总工智能体会反思自己——这次哪里不够好，把教训存进经验库。下次再跑，它自己就会优化。”</w:t>
       </w:r>
       <w:r>
         <w:rPr>
@@ -1673,7 +1671,6 @@
           <w:color w:val="202A33"/>
           <w:sz w:val="21"/>
         </w:rPr>
-        <w:t>反思整个团队自己的执行轨迹</w:t>
       </w:r>
       <w:r>
         <w:rPr>
@@ -1682,7 +1679,6 @@
           <w:color w:val="202A33"/>
           <w:sz w:val="21"/>
         </w:rPr>
-        <w:t>——置信度自评、风险热力图、策略反思，并且把这次的教训写入经验库。下一次运行，系统会自动优化它自己的执行计划。"</w:t>
       </w:r>
     </w:p>
     <w:p>
@@ -1809,7 +1805,7 @@
           <w:color w:val="202A33"/>
           <w:sz w:val="21"/>
         </w:rPr>
-        <w:t>"动态规划、主动记忆、元认知自进化。我们的目标，是让每一个结构工程师，都拥有一个自己的 AI 虚拟工程部。建筑结构智评，谢谢观看。"</w:t>
+        <w:t>“动态规划、主动记忆、自我进化。我们的目标很简单：让每一位结构工程师，都拥有自己的 AI 虚拟工程部。智构 StructMind，谢谢观看。”</w:t>
       </w:r>
     </w:p>
     <w:p>
@@ -2110,18 +2106,8 @@
             <w:tcW w:type="dxa" w:w="3173"/>
           </w:tcPr>
           <w:p>
-            <w:pPr>
-              <w:spacing w:after="0"/>
-            </w:pPr>
-            <w:r/>
             <w:r>
-              <w:rPr>
-                <w:rFonts w:ascii="Times New Roman" w:hAnsi="Times New Roman" w:eastAsia="宋体"/>
-                <w:b w:val="0"/>
-                <w:color w:val="202A33"/>
-                <w:sz w:val="18"/>
-              </w:rPr>
-              <w:t>62</w:t>
+              <w:t>67</w:t>
             </w:r>
           </w:p>
         </w:tc>
@@ -2130,18 +2116,8 @@
             <w:tcW w:type="dxa" w:w="3173"/>
           </w:tcPr>
           <w:p>
-            <w:pPr>
-              <w:spacing w:after="0"/>
-            </w:pPr>
-            <w:r/>
             <w:r>
-              <w:rPr>
-                <w:rFonts w:ascii="Times New Roman" w:hAnsi="Times New Roman" w:eastAsia="宋体"/>
-                <w:b w:val="0"/>
-                <w:color w:val="202A33"/>
-                <w:sz w:val="18"/>
-              </w:rPr>
-              <w:t>15s</w:t>
+              <w:t>17s</w:t>
             </w:r>
           </w:p>
         </w:tc>
@@ -2172,18 +2148,8 @@
             <w:tcW w:type="dxa" w:w="3173"/>
           </w:tcPr>
           <w:p>
-            <w:pPr>
-              <w:spacing w:after="0"/>
-            </w:pPr>
-            <w:r/>
             <w:r>
-              <w:rPr>
-                <w:rFonts w:ascii="Times New Roman" w:hAnsi="Times New Roman" w:eastAsia="宋体"/>
-                <w:b w:val="0"/>
-                <w:color w:val="202A33"/>
-                <w:sz w:val="18"/>
-              </w:rPr>
-              <w:t>79</w:t>
+              <w:t>76</w:t>
             </w:r>
           </w:p>
         </w:tc>
@@ -2192,18 +2158,8 @@
             <w:tcW w:type="dxa" w:w="3173"/>
           </w:tcPr>
           <w:p>
-            <w:pPr>
-              <w:spacing w:after="0"/>
-            </w:pPr>
-            <w:r/>
             <w:r>
-              <w:rPr>
-                <w:rFonts w:ascii="Times New Roman" w:hAnsi="Times New Roman" w:eastAsia="宋体"/>
-                <w:b w:val="0"/>
-                <w:color w:val="202A33"/>
-                <w:sz w:val="18"/>
-              </w:rPr>
-              <w:t>20s</w:t>
+              <w:t>19s</w:t>
             </w:r>
           </w:p>
         </w:tc>
@@ -2234,18 +2190,8 @@
             <w:tcW w:type="dxa" w:w="3173"/>
           </w:tcPr>
           <w:p>
-            <w:pPr>
-              <w:spacing w:after="0"/>
-            </w:pPr>
-            <w:r/>
             <w:r>
-              <w:rPr>
-                <w:rFonts w:ascii="Times New Roman" w:hAnsi="Times New Roman" w:eastAsia="宋体"/>
-                <w:b w:val="0"/>
-                <w:color w:val="202A33"/>
-                <w:sz w:val="18"/>
-              </w:rPr>
-              <w:t>109</w:t>
+              <w:t>105</w:t>
             </w:r>
           </w:p>
         </w:tc>
@@ -2254,18 +2200,8 @@
             <w:tcW w:type="dxa" w:w="3173"/>
           </w:tcPr>
           <w:p>
-            <w:pPr>
-              <w:spacing w:after="0"/>
-            </w:pPr>
-            <w:r/>
             <w:r>
-              <w:rPr>
-                <w:rFonts w:ascii="Times New Roman" w:hAnsi="Times New Roman" w:eastAsia="宋体"/>
-                <w:b w:val="0"/>
-                <w:color w:val="202A33"/>
-                <w:sz w:val="18"/>
-              </w:rPr>
-              <w:t>27s</w:t>
+              <w:t>26s</w:t>
             </w:r>
           </w:p>
         </w:tc>
@@ -2296,18 +2232,8 @@
             <w:tcW w:type="dxa" w:w="3173"/>
           </w:tcPr>
           <w:p>
-            <w:pPr>
-              <w:spacing w:after="0"/>
-            </w:pPr>
-            <w:r/>
             <w:r>
-              <w:rPr>
-                <w:rFonts w:ascii="Times New Roman" w:hAnsi="Times New Roman" w:eastAsia="宋体"/>
-                <w:b w:val="0"/>
-                <w:color w:val="202A33"/>
-                <w:sz w:val="18"/>
-              </w:rPr>
-              <w:t>87</w:t>
+              <w:t>100</w:t>
             </w:r>
           </w:p>
         </w:tc>
@@ -2316,18 +2242,8 @@
             <w:tcW w:type="dxa" w:w="3173"/>
           </w:tcPr>
           <w:p>
-            <w:pPr>
-              <w:spacing w:after="0"/>
-            </w:pPr>
-            <w:r/>
             <w:r>
-              <w:rPr>
-                <w:rFonts w:ascii="Times New Roman" w:hAnsi="Times New Roman" w:eastAsia="宋体"/>
-                <w:b w:val="0"/>
-                <w:color w:val="202A33"/>
-                <w:sz w:val="18"/>
-              </w:rPr>
-              <w:t>22s</w:t>
+              <w:t>25s</w:t>
             </w:r>
           </w:p>
         </w:tc>
@@ -2358,18 +2274,8 @@
             <w:tcW w:type="dxa" w:w="3173"/>
           </w:tcPr>
           <w:p>
-            <w:pPr>
-              <w:spacing w:after="0"/>
-            </w:pPr>
-            <w:r/>
             <w:r>
-              <w:rPr>
-                <w:rFonts w:ascii="Times New Roman" w:hAnsi="Times New Roman" w:eastAsia="宋体"/>
-                <w:b w:val="0"/>
-                <w:color w:val="202A33"/>
-                <w:sz w:val="18"/>
-              </w:rPr>
-              <w:t>90</w:t>
+              <w:t>73</w:t>
             </w:r>
           </w:p>
         </w:tc>
@@ -2378,18 +2284,8 @@
             <w:tcW w:type="dxa" w:w="3173"/>
           </w:tcPr>
           <w:p>
-            <w:pPr>
-              <w:spacing w:after="0"/>
-            </w:pPr>
-            <w:r/>
             <w:r>
-              <w:rPr>
-                <w:rFonts w:ascii="Times New Roman" w:hAnsi="Times New Roman" w:eastAsia="宋体"/>
-                <w:b w:val="0"/>
-                <w:color w:val="202A33"/>
-                <w:sz w:val="18"/>
-              </w:rPr>
-              <w:t>23s</w:t>
+              <w:t>18s</w:t>
             </w:r>
           </w:p>
         </w:tc>
@@ -2420,18 +2316,8 @@
             <w:tcW w:type="dxa" w:w="3173"/>
           </w:tcPr>
           <w:p>
-            <w:pPr>
-              <w:spacing w:after="0"/>
-            </w:pPr>
-            <w:r/>
             <w:r>
-              <w:rPr>
-                <w:rFonts w:ascii="Times New Roman" w:hAnsi="Times New Roman" w:eastAsia="宋体"/>
-                <w:b w:val="0"/>
-                <w:color w:val="202A33"/>
-                <w:sz w:val="18"/>
-              </w:rPr>
-              <w:t>47</w:t>
+              <w:t>54</w:t>
             </w:r>
           </w:p>
         </w:tc>
@@ -2440,18 +2326,8 @@
             <w:tcW w:type="dxa" w:w="3173"/>
           </w:tcPr>
           <w:p>
-            <w:pPr>
-              <w:spacing w:after="0"/>
-            </w:pPr>
-            <w:r/>
             <w:r>
-              <w:rPr>
-                <w:rFonts w:ascii="Times New Roman" w:hAnsi="Times New Roman" w:eastAsia="宋体"/>
-                <w:b w:val="0"/>
-                <w:color w:val="202A33"/>
-                <w:sz w:val="18"/>
-              </w:rPr>
-              <w:t>13s</w:t>
+              <w:t>14s</w:t>
             </w:r>
           </w:p>
         </w:tc>
@@ -2482,18 +2358,8 @@
             <w:tcW w:type="dxa" w:w="3173"/>
           </w:tcPr>
           <w:p>
-            <w:pPr>
-              <w:spacing w:after="0"/>
-            </w:pPr>
-            <w:r/>
             <w:r>
-              <w:rPr>
-                <w:rFonts w:ascii="Times New Roman" w:hAnsi="Times New Roman" w:eastAsia="宋体"/>
-                <w:b/>
-                <w:color w:val="202A33"/>
-                <w:sz w:val="18"/>
-              </w:rPr>
-              <w:t>474</w:t>
+              <w:t>475</w:t>
             </w:r>
           </w:p>
         </w:tc>
@@ -2502,27 +2368,8 @@
             <w:tcW w:type="dxa" w:w="3173"/>
           </w:tcPr>
           <w:p>
-            <w:pPr>
-              <w:spacing w:after="0"/>
-            </w:pPr>
-            <w:r/>
             <w:r>
-              <w:rPr>
-                <w:rFonts w:ascii="Times New Roman" w:hAnsi="Times New Roman" w:eastAsia="宋体"/>
-                <w:b/>
-                <w:color w:val="202A33"/>
-                <w:sz w:val="18"/>
-              </w:rPr>
-              <w:t>120s = 2:00</w:t>
-            </w:r>
-            <w:r>
-              <w:rPr>
-                <w:rFonts w:ascii="Times New Roman" w:hAnsi="Times New Roman" w:eastAsia="宋体"/>
-                <w:b w:val="0"/>
-                <w:color w:val="202A33"/>
-                <w:sz w:val="18"/>
-              </w:rPr>
-              <w:t xml:space="preserve"> ✅</w:t>
+              <w:t>119s ≈ 1 分 59 秒</w:t>
             </w:r>
           </w:p>
         </w:tc>
